--- a/artifacts/softserve-cv/Maciej_Tkacz_CV_SoftServe_PL_ATS.docx
+++ b/artifacts/softserve-cv/Maciej_Tkacz_CV_SoftServe_PL_ATS.docx
@@ -125,7 +125,7 @@
         <w:ind w:left="198"/>
       </w:pPr>
       <w:r>
-        <w:t>Integracja hardware-software: silniki krokowe, sterowniki silników, platformy mikrokontrolerowe/jednopłytkowe, okablowanie, testowanie i iteracyjne debugowanie prototypów elektromechanicznych.</w:t>
+        <w:t>Integracja hardware-software: silniki krokowe NEMA, sterowniki TMC/DRV, platformy mikrokontrolerowe klasy Arduino/ESP32 i komputery jednopłytkowe, okablowanie, testowanie i iteracyjne debugowanie prototypów elektromechanicznych.</w:t>
       </w:r>
     </w:p>
     <w:p>
@@ -166,7 +166,7 @@
         <w:ind w:left="198"/>
       </w:pPr>
       <w:r>
-        <w:t>Zaprojektowanie i budowa end-to-end prototypu ramienia SCARA: koncepcja mechaniczna, modelowanie CAD, układ kinematyczny, dobór napędów/sterowników, elektronika i okablowanie.</w:t>
+        <w:t>Zaprojektowanie i budowa end-to-end prototypu ramienia SCARA: koncepcja mechaniczna, modelowanie CAD, układ kinematyczny, dobór napędów krokowych NEMA i sterowników TMC/DRV, elektronika mikrokontrolerowa i okablowanie.</w:t>
       </w:r>
     </w:p>
     <w:p>
@@ -223,7 +223,7 @@
         <w:t>Application Engineer</w:t>
       </w:r>
       <w:r>
-        <w:t xml:space="preserve"> | AIAutomation | 08.2025 - 05.2026</w:t>
+        <w:t xml:space="preserve"> | AIAutomation | 01.2025 - 05.2026</w:t>
       </w:r>
     </w:p>
     <w:p>

--- a/artifacts/softserve-cv/Maciej_Tkacz_CV_SoftServe_PL_ATS.docx
+++ b/artifacts/softserve-cv/Maciej_Tkacz_CV_SoftServe_PL_ATS.docx
@@ -95,7 +95,7 @@
         <w:ind w:left="198"/>
       </w:pPr>
       <w:r>
-        <w:t>Robotyka i sterowanie: podstawy kinematyki, ruchu, sensoryki, układów sterowania, modelowania układów dynamicznych, automatyki, mechatroniki i mechaniki analitycznej.</w:t>
+        <w:t>Robotyka i sterowanie: podstawy kinematyki, ruchu, sensoryki, układów sterowania, modelowania układów dynamicznych, automatyki, mechatroniki i mechaniki analitycznej; programowanie robotów przemysłowych (Kawasaki, Epson - kursy z certyfikatami).</w:t>
       </w:r>
     </w:p>
     <w:p>
@@ -234,6 +234,16 @@
       </w:pPr>
       <w:r>
         <w:t>Tworzenie symulacji robotycznych i cyfrowych bliźniaków gniazd produkcyjnych w Visual Components dla klientów z branży Automotive.</w:t>
+      </w:r>
+    </w:p>
+    <w:p>
+      <w:pPr>
+        <w:pStyle w:val="ListBullet"/>
+        <w:spacing w:after="20"/>
+        <w:ind w:left="198"/>
+      </w:pPr>
+      <w:r>
+        <w:t>Pisanie skryptów w Pythonie do optymalizacji procesów oraz usprawniania działania i wydajności symulacji.</w:t>
       </w:r>
     </w:p>
     <w:p>
@@ -471,7 +481,17 @@
         <w:ind w:left="198"/>
       </w:pPr>
       <w:r>
-        <w:t>Obsługa i programowanie robotów Kawasaki - kurs dla integratorów, ASTOR Robotics Center (05.2022).</w:t>
+        <w:t>Obsługa i programowanie robotów Kawasaki - kurs dla integratorów z certyfikatem, ASTOR Robotics Center (05.2022).</w:t>
+      </w:r>
+    </w:p>
+    <w:p>
+      <w:pPr>
+        <w:pStyle w:val="ListBullet"/>
+        <w:spacing w:after="20"/>
+        <w:ind w:left="198"/>
+      </w:pPr>
+      <w:r>
+        <w:t>Programowanie robotów przemysłowych Epson - kurs z certyfikatem.</w:t>
       </w:r>
     </w:p>
     <w:p>
